--- a/交付成果/第三轮修订版/第三轮4周版/读书会17_菩萨道思想（一）_4周资料包（第三版修订）/Word版/第3周_布施持戒出离·智慧精进波罗密_学员版.docx
+++ b/交付成果/第三轮修订版/第三轮4周版/读书会17_菩萨道思想（一）_4周资料包（第三版修订）/Word版/第3周_布施持戒出离·智慧精进波罗密_学员版.docx
@@ -1628,15 +1628,15 @@
         <w:rPr>
           <w:b w:val="0"/>
         </w:rPr>
-        <w:t>[00:08:39.280] 那么殊胜布施呢，啊，这个这个巴黎里面叫悟巴巴拉蜜，好就净布施波罗蜜，或者叫殊胜布施波罗蜜。啊，那。他是从性的角度来讲呢，就越来越靠近影响他的生命的布施啊，那么从高尚的高的角度就是悟法呢，就是善高，那么就是。更殊胜的波罗这个布施啊，所以在这个阶段呢，菩萨会布施自己的眼睛给别人，或者自己的耳朵，或者给自啊，割绝自己的身体，布施给别人。那么这个称为殊胜的波罗蜜或者净波罗蜜。那菩萨呢？这个布施啊，这个殊胜的波罗蜜呢，是非常的多啊。</w:t>
-      </w:r>
-    </w:p>
-    <w:p>
-      <w:r>
-        <w:rPr>
-          <w:b w:val="0"/>
-        </w:rPr>
-        <w:t>[00:09:30.160] 那那这部经呢，就是讲这个书上的布施啊，叫皮斯王本圣经。</w:t>
+        <w:t>[00:08:39.280] 那么殊胜布施呢，啊，这个这个巴利里面叫悟巴巴拉蜜，好就净布施波罗蜜，或者叫殊胜布施波罗蜜。啊，那。他是从性的角度来讲呢，就越来越靠近影响他的生命的布施啊，那么从高尚的高的角度就是悟法呢，就是善高，那么就是。更殊胜的波罗这个布施啊，所以在这个阶段呢，菩萨会布施自己的眼睛给别人，或者自己的耳朵，或者给自啊，割绝自己的身体，布施给别人。那么这个称为殊胜的波罗蜜或者净波罗蜜。那菩萨呢？这个布施啊，这个殊胜的波罗蜜呢，是非常的多啊。</w:t>
+      </w:r>
+    </w:p>
+    <w:p>
+      <w:r>
+        <w:rPr>
+          <w:b w:val="0"/>
+        </w:rPr>
+        <w:t>[00:09:30.160] 那那这部经呢，就是讲这个书上的布施啊，叫皮斯王本生经。</w:t>
       </w:r>
     </w:p>
     <w:p>
@@ -1793,7 +1793,7 @@
         <w:rPr>
           <w:b w:val="0"/>
         </w:rPr>
-        <w:t>[00:16:18.780] 在本身故事里面，三百一十六则啊，就是智者兔子本真经。他讲的是在过去久远的时候呢，在世间上呢，有一个有一个国土啊，其中一个名字呢，也叫巴拉那西。啊，那菩萨呢？则随着他的业缘投身在畜生道里面，成为一只白兔子。啊，那么他在山上野地里面做白兔啊，也是一位兔王啊。啊，统领的这个这个森林里面很多的动物啊，这个兔王菩萨所居住的森林啊，周边有高山啊，河流啊，也有村落啊，环境呢，很适合居住。</w:t>
+        <w:t>[00:16:18.780] 在本身故事里面，三百一十六则啊，就是智者兔子本生经。他讲的是在过去久远的时候呢，在世间上呢，有一个有一个国土啊，其中一个名字呢，也叫巴拉那西。啊，那菩萨呢？则随着他的业缘投身在畜生道里面，成为一只白兔子。啊，那么他在山上野地里面做白兔啊，也是一位兔王啊。啊，统领的这个这个森林里面很多的动物啊，这个兔王菩萨所居住的森林啊，周边有高山啊，河流啊，也有村落啊，环境呢，很适合居住。</w:t>
       </w:r>
     </w:p>
     <w:p>
@@ -3562,7 +3562,7 @@
         <w:rPr>
           <w:b w:val="0"/>
         </w:rPr>
-        <w:t>[01:06:48.840] 啊，那经常修习戒随炼的人呢？我们的心呢，会变得端正，因为经常依恋自己，持戒呢，就不会被贪欲所覆盖，不会被称欲所覆盖啊，不会被愚痴所覆盖啊。</w:t>
+        <w:t>[01:06:48.840] 啊，那经常修习戒随炼的人呢？我们的心呢，会变得端正，因为经常依恋自己，持戒呢，就不会被贪欲所覆盖，不会被嗔欲所覆盖啊，不会被愚痴所覆盖啊。</w:t>
       </w:r>
     </w:p>
     <w:p>
@@ -5641,7 +5641,7 @@
         <w:rPr>
           <w:b w:val="0"/>
         </w:rPr>
-        <w:t>[00:01:35.900] 再一个呢就是使戒啊，由戒使身口欲啊，身口业啊变得良善啊，由于出离呢使得意业变得良善啊。那其实呢，就是比如说我们出家了。啊，这个可以守两百多条街对吧。我们在家就没有办法吃两百多条街，所以他这个出离呢，啊，就在这里能够表现出来。那这个所以在佛种圣经里面呢啊介绍啊，就是菩萨是这样的思维的啊。那。那很多人呢，在家里面，比如说啊，不要讲说受两百多条戒。我们要在家里受个八关斋戒都不容易，对吧，啊？</w:t>
+        <w:t>[00:01:35.900] 再一个呢就是使戒啊，由戒使身口欲啊，身口业啊变得良善啊，由于出离呢使得意业变得良善啊。那其实呢，就是比如说我们出家了。啊，这个可以守两百多条街对吧。我们在家就没有办法吃两百多条街，所以他这个出离呢，啊，就在这里能够表现出来。那这个所以在佛种姓经里面呢啊介绍啊，就是菩萨是这样的思维的啊。那。那很多人呢，在家里面，比如说啊，不要讲说受两百多条戒。我们要在家里受个八关斋戒都不容易，对吧，啊？</w:t>
       </w:r>
     </w:p>
     <w:p>
@@ -5873,7 +5873,7 @@
         <w:rPr>
           <w:b w:val="0"/>
         </w:rPr>
-        <w:t>[00:14:42.670] 所以那么这些导致这些纷争呢，其实首先是这个，这个欲寻思哈，就是我们讲说他由于嫉妒和强吝啊，由于嫉妒和千吝呢啊，这个就是这个他前提呢，就是因为他因为可爱啊，所以没有这个，这个如果没有可爱呢，就不存在这个嫉妒和强力啊。那他呢，是单纯是嫉妒和强令就已经是称了。嫉妒和枪内是嗔心呢啊。啊，所以那么这个如果我们想消除前面的这个欲贪嗔贵啊伤害啊，</w:t>
+        <w:t>[00:14:42.670] 所以那么这些导致这些纷争呢，其实首先是这个，这个欲寻思哈，就是我们讲说他由于嫉妒和强吝啊，由于嫉妒和千吝呢啊，这个就是这个他前提呢，就是因为他因为可爱啊，所以没有这个，这个如果没有可爱呢，就不存在这个嫉妒和强力啊。那他呢，是单纯是嫉妒和强令就已经是嗔了。嫉妒和枪内是嗔心呢啊。啊，所以那么这个如果我们想消除前面的这个欲贪嗔贵啊伤害啊，</w:t>
       </w:r>
     </w:p>
     <w:p>
@@ -5897,7 +5897,7 @@
         <w:rPr>
           <w:b w:val="0"/>
         </w:rPr>
-        <w:t>[00:16:21.685] 我们最后我们听法，我们的心才会慢慢的有处理啊。那么，正向来讲呢，我们讲说这个这个处理寻思无称寻思啊，处理寻思呢，就思维从物质的欲望啊，这个解脱出来啊。那无尘寻师呢，就是培养这个慈爱相应的思维啊。我们讲慈悲心哈，从慈心啊。无害思维呢，就是从悲悯性啊，就慈心呢，不容易生气啊。啊，那么悲心呢，不容易伤害，就是修悲心呢，是对峙的是常人啊。</w:t>
+        <w:t>[00:16:21.685] 我们最后我们听法，我们的心才会慢慢的有处理啊。那么，正向来讲呢，我们讲说这个这个处理寻思无嗔寻思啊，处理寻思呢，就思维从物质的欲望啊，这个解脱出来啊。那无尘寻师呢，就是培养这个慈爱相应的思维啊。我们讲慈悲心哈，从慈心啊。无害思维呢，就是从悲悯性啊，就慈心呢，不容易生气啊。啊，那么悲心呢，不容易伤害，就是修悲心呢，是对峙的是常人啊。</w:t>
       </w:r>
     </w:p>
     <w:p>
@@ -6137,7 +6137,7 @@
         <w:rPr>
           <w:b w:val="0"/>
         </w:rPr>
-        <w:t>[00:38:54.500] 在本圣经的第一四百零八经里面呢，有一个叫陶诗本圣经啊，当时佛陀啊，我们的菩萨居住在啊啊，在这个佛陀在这个齐度几孤独园的时候啊，讲的这部经啊。</w:t>
+        <w:t>[00:38:54.500] 在本生经的第一四百零八经里面呢，有一个叫陶诗本生经啊，当时佛陀啊，我们的菩萨居住在啊啊，在这个佛陀在这个齐度几孤独园的时候啊，讲的这部经啊。</w:t>
       </w:r>
     </w:p>
     <w:p>
@@ -7909,7 +7909,7 @@
         <w:rPr>
           <w:b w:val="0"/>
         </w:rPr>
-        <w:t>[00:01:12.320] 啊，前三堂课呢，我们学习了智慧波罗蜜哈。啊，讲到了。这个增长智智慧的七个条件啊。啊，要经常向智者请益啊，要保持内外整洁啊，诸根平衡，远离无志的人，亲近有志者啊。啊，经常思维深奥的道理啊，意欲增长智慧的这种强大的意愿。好，那今天我们来学习一下是什么是智慧的特相作用，现起静音哈，那么在论战里面呢？</w:t>
+        <w:t>[00:01:12.320] 啊，前三堂课呢，我们学习了智慧波罗蜜哈。啊，讲到了。这个增长智智慧的七个条件啊。啊，要经常向智者请益啊，要保持内外整洁啊，诸根平衡，远离无志的人，亲近有志者啊。啊，经常思维深奥的道理啊，意欲增长智慧的这种强大的意愿。好，那今天我们来学习一下是什么是智慧的特相作用，现起近因哈，那么在论藏里面呢？</w:t>
       </w:r>
     </w:p>
     <w:p>
@@ -7925,7 +7925,7 @@
         <w:rPr>
           <w:b w:val="0"/>
         </w:rPr>
-        <w:t>[00:02:07.680] 打擂哦。那四个角度呢，一个是特效。啊，这是它的基本的相状啊第二个是它的作用啊，那第三个是它的现起，现起呢就是当下啊两种，一种呢就是你，我们一般的能够体会到你当下呈现在你心里面的那种状态。那么最准确的是一个修观智的禅修者，他以观智去去观察这个这个社法或者民法，它呈现在他智慧的心里面的那种状态，就称为要现起。静音呢，我们过去也翻译成逐处啊啊，就是它这个法类啊，因为所有的除了灭槃啊，其他的一切法都是因缘所生法。那因缘所生法呢，就有它生起的因啊。</w:t>
+        <w:t>[00:02:07.680] 打擂哦。那四个角度呢，一个是特相。啊，这是它的基本的相状啊第二个是它的作用啊，那第三个是它的现起，现起呢就是当下啊两种，一种呢就是你，我们一般的能够体会到你当下呈现在你心里面的那种状态。那么最准确的是一个修观智的禅修者，他以观智去去观察这个这个社法或者民法，它呈现在他智慧的心里面的那种状态，就称为要现起。近因呢，我们过去也翻译成逐处啊啊，就是它这个法类啊，因为所有的除了灭槃啊，其他的一切法都是因缘所生法。那因缘所生法呢，就有它生起的因啊。</w:t>
       </w:r>
     </w:p>
     <w:p>
@@ -7941,15 +7941,15 @@
         <w:rPr>
           <w:b w:val="0"/>
         </w:rPr>
-        <w:t>[00:03:27.360] 那智慧的这个这个特效呢啊。它是测知究竟法的志向和共相啊，这是第一个，第二个是无误的撤知究竟法啊，</w:t>
-      </w:r>
-    </w:p>
-    <w:p>
-      <w:r>
-        <w:rPr>
-          <w:b w:val="0"/>
-        </w:rPr>
-        <w:t>[00:03:40.915] 就像很善巧的弓箭手哈，每箭必中。它的作用呢，是像灯光一样照亮它的现起呢，是和迷惑相反，相反就是跟稀里糊涂搞不明白，相反就像你在森林里面的向导啊。那会呢，在巴黎里面称为叫班量啊。班量就是我们过去把它翻译成般若啊。般若呢，其实如果用古中原的语言来讲，就是般呀啊般啊般若哈，其实呢，我们称为叫般若。其实那个般其实它那个发音反而不对，用现在的那个方法，那是对的。般若啊，就是邦亚啊般呀啊，般尼呢，就是会啊。</w:t>
+        <w:t>[00:03:27.360] 那智慧的这个这个特相呢啊。它是测知究竟法的志向和共相啊，这是第一个，第二个是无误的撤知究竟法啊，</w:t>
+      </w:r>
+    </w:p>
+    <w:p>
+      <w:r>
+        <w:rPr>
+          <w:b w:val="0"/>
+        </w:rPr>
+        <w:t>[00:03:40.915] 就像很善巧的弓箭手哈，每箭必中。它的作用呢，是像灯光一样照亮它的现起呢，是和迷惑相反，相反就是跟稀里糊涂搞不明白，相反就像你在森林里面的向导啊。那会呢，在巴利里面称为叫班量啊。班量就是我们过去把它翻译成般若啊。般若呢，其实如果用古中原的语言来讲，就是般呀啊般啊般若哈，其实呢，我们称为叫般若。其实那个般其实它那个发音反而不对，用现在的那个方法，那是对的。般若啊，就是邦亚啊般呀啊，般尼呢，就是会啊。</w:t>
       </w:r>
     </w:p>
     <w:p>
@@ -8005,7 +8005,7 @@
         <w:rPr>
           <w:b w:val="0"/>
         </w:rPr>
-        <w:t>[00:06:41.050] 光明它有什么特点？光明有照耀的特效啊，它就是什么遍照十方的就照耀的特效。那比如说在晚上啊，这样它的作用由灯光照亮。那如果在晚上有一间啊，四面墙的这个这个这个这个都没有灯光的房间呢，它就是黑暗啊。那如果你在房间内点燃一盏灯呢，我们就能够驱除这个黑暗。啊，那么房间里面看不见的所有的这个物品啊，我们就能看到啊，我们称为叫光明出现。同样的，这个会呢，它有照耀的特效，因为它给我们的内心带来光明。内心带来光明，会使我们清晰的了知啊，就是你眼前的这些东西。</w:t>
+        <w:t>[00:06:41.050] 光明它有什么特点？光明有照耀的特相啊，它就是什么遍照十方的就照耀的特相。那比如说在晚上啊，这样它的作用由灯光照亮。那如果在晚上有一间啊，四面墙的这个这个这个这个都没有灯光的房间呢，它就是黑暗啊。那如果你在房间内点燃一盏灯呢，我们就能够驱除这个黑暗。啊，那么房间里面看不见的所有的这个物品啊，我们就能看到啊，我们称为叫光明出现。同样的，这个会呢，它有照耀的特相，因为它给我们的内心带来光明。内心带来光明，会使我们清晰的了知啊，就是你眼前的这些东西。</w:t>
       </w:r>
     </w:p>
     <w:p>
@@ -8114,7 +8114,7 @@
         <w:rPr>
           <w:b w:val="0"/>
         </w:rPr>
-        <w:t>[00:11:22.540] 第四个呢，彰显圣地啊，彰显圣地呢，就是你可以去体证到四种圣地啊，苦寂灭道。像这样，大王会有照耀的特效，使人清晰了知自身谛，即清晰了知究竟法所然啊。啊，那么这个是智慧的第一个特性就是照耀啊，第二个是了知了知为特效啊。</w:t>
+        <w:t>[00:11:22.540] 第四个呢，彰显圣地啊，彰显圣地呢，就是你可以去体证到四种圣地啊，苦寂灭道。像这样，大王会有照耀的特相，使人清晰了知自身谛，即清晰了知究竟法所然啊。啊，那么这个是智慧的第一个特性就是照耀啊，第二个是了知了知为特相啊。</w:t>
       </w:r>
     </w:p>
     <w:p>
@@ -8146,15 +8146,15 @@
         <w:rPr>
           <w:b w:val="0"/>
         </w:rPr>
-        <w:t>[00:12:54.040] 啊，这个是记载在大智解经里面的啊这个这个舍利弗尊者的一个啊讲说。好，那么会的特效呢，还有一个就是侧之志向和共相。那。</w:t>
-      </w:r>
-    </w:p>
-    <w:p>
-      <w:r>
-        <w:rPr>
-          <w:b w:val="0"/>
-        </w:rPr>
-        <w:t>[00:13:10.020] 所谓的志向呢，就是什么叫志向呢，志向就是说它本来就呈现出来的啊那个相状啊，那举个例子说啊，这个这个石头它又有硬的特效。啊，那这个是我们能够分别出来石头跟这个这个这个这一团黑泥呀，一团黄泥呀，它的区别啊，当然就是这个这个石头是硬的，比如说我们或者石头跟硅胶那个石头也是石硅为主。的原子组合的啊，那个硅胶呢，也是硅组合的。但是那个石头它的特性就是硬，这个硅胶的特性就是软啊，就是说这个是自身自性象。</w:t>
+        <w:t>[00:12:54.040] 啊，这个是记载在大智解经里面的啊这个这个舍利弗尊者的一个啊讲说。好，那么会的特相呢，还有一个就是侧之志向和共相。那。</w:t>
+      </w:r>
+    </w:p>
+    <w:p>
+      <w:r>
+        <w:rPr>
+          <w:b w:val="0"/>
+        </w:rPr>
+        <w:t>[00:13:10.020] 所谓的志向呢，就是什么叫志向呢，志向就是说它本来就呈现出来的啊那个相状啊，那举个例子说啊，这个这个石头它又有硬的特相。啊，那这个是我们能够分别出来石头跟这个这个这个这一团黑泥呀，一团黄泥呀，它的区别啊，当然就是这个这个石头是硬的，比如说我们或者石头跟硅胶那个石头也是石硅为主。的原子组合的啊，那个硅胶呢，也是硅组合的。但是那个石头它的特性就是硬，这个硅胶的特性就是软啊，就是说这个是自身自性象。</w:t>
       </w:r>
     </w:p>
     <w:p>
@@ -8234,7 +8234,7 @@
         <w:rPr>
           <w:b w:val="0"/>
         </w:rPr>
-        <w:t>[00:17:50.740] 所以那么。这个智慧的特效还有一个就是无误测之究竟法对吧？那无误测之的特效呢，就是好比一个很善巧的弓箭手，他射出支箭呢，能够直接击中如羚羊。尾端哈羚羊的尾端斑啊，羚羊毛啊，羚羊毛尾端一般细小的目标啊，人家在非常一百米的范距离外挂了一根羊毛，你一箭射过去，能够射中那个羊毛啊，有这样的水平啊，那会呢，就是能够测知这个特效啊。那么借此呢，禅修者能够准确的了知四圣谛啊，这个即究竟法。的特效啊，那么这个大家很多人听起来可能有有点这个这个觉得不可思议了，那实际上呢，</w:t>
+        <w:t>[00:17:50.740] 所以那么。这个智慧的特相还有一个就是无误测之究竟法对吧？那无误测之的特相呢，就是好比一个很善巧的弓箭手，他射出支箭呢，能够直接击中如羚羊。尾端哈羚羊的尾端斑啊，羚羊毛啊，羚羊毛尾端一般细小的目标啊，人家在非常一百米的范距离外挂了一根羊毛，你一箭射过去，能够射中那个羊毛啊，有这样的水平啊，那会呢，就是能够测知这个特相啊。那么借此呢，禅修者能够准确的了知四圣谛啊，这个即究竟法。的特相啊，那么这个大家很多人听起来可能有有点这个这个觉得不可思议了，那实际上呢，</w:t>
       </w:r>
     </w:p>
     <w:p>
@@ -8250,15 +8250,15 @@
         <w:rPr>
           <w:b w:val="0"/>
         </w:rPr>
-        <w:t>[00:19:12.560] 十七个星是刹那的星路，每一个心是刹那里面的每一个星，每一个星里面各有是哪一些星所组成，那比如说它是一个乐句，是相应的。这个塑形星，那它就有三十四个民法，就一个星石加三十三个星座，这是一个星石加三十三个星座，</w:t>
-      </w:r>
-    </w:p>
-    <w:p>
-      <w:r>
-        <w:rPr>
-          <w:b w:val="0"/>
-        </w:rPr>
-        <w:t>[00:19:32.450] 它的质，它的特项作用，现起静音啊，他在那一瞬间要能够同时在他内心里面现起来，我都看到了。那如果用我们一般世俗的角度来思考，根本不可能，为什么我们这个一下子只能看一个东西，不能同时看，对不对？但是呢，当你有定力有观之的时候，你就可以这样看，那么这个都精准的认识呢，它是被训练出来的，这是智慧啊。</w:t>
+        <w:t>[00:19:12.560] 十七个星是刹那的星路，每一个心是刹那里面的每一个星，每一个星里面各有是哪一些星所组成，那比如说它是一个乐句，是相应的。这个速行星，那它就有三十四个民法，就一个星石加三十三个心所，这是一个星石加三十三个心所，</w:t>
+      </w:r>
+    </w:p>
+    <w:p>
+      <w:r>
+        <w:rPr>
+          <w:b w:val="0"/>
+        </w:rPr>
+        <w:t>[00:19:32.450] 它的质，它的特项作用，现起近因啊，他在那一瞬间要能够同时在他内心里面现起来，我都看到了。那如果用我们一般世俗的角度来思考，根本不可能，为什么我们这个一下子只能看一个东西，不能同时看，对不对？但是呢，当你有定力有观之的时候，你就可以这样看，那么这个都精准的认识呢，它是被训练出来的，这是智慧啊。</w:t>
       </w:r>
     </w:p>
     <w:p>
@@ -8450,7 +8450,7 @@
         <w:rPr>
           <w:b w:val="0"/>
         </w:rPr>
-        <w:t>[00:43:38.640] 悲悯和这个忧戚的这个心理学对比说悲悯呢，它以无称为根啊，属于美心所对苦难保持平等平静平衡的关怀，没有自我的懒惰。它是一个忠实性相应的，它属于释放住的放助修行。而这个忧戚悲戚呢，它是属于忧受，它跟称谓相应，常常伴随着挫败感啊，无力呀，愤怒啊，内心动荡呢啊。那其实它的本质呢，是对我的痛苦的自取。</w:t>
+        <w:t>[00:43:38.640] 悲悯和这个忧戚的这个心理学对比说悲悯呢，它以无嗔为根啊，属于美心所对苦难保持平等平静平衡的关怀，没有自我的懒惰。它是一个忠实性相应的，它属于释放住的放助修行。而这个忧戚悲戚呢，它是属于忧受，它跟称谓相应，常常伴随着挫败感啊，无力呀，愤怒啊，内心动荡呢啊。那其实它的本质呢，是对我的痛苦的自取。</w:t>
       </w:r>
     </w:p>
     <w:p>
@@ -8642,7 +8642,7 @@
         <w:rPr>
           <w:b w:val="0"/>
         </w:rPr>
-        <w:t>[01:09:50.320] 所以佛陀讲圆满智慧波罗蜜之后必须继续圆满清净波罗蜜。所以在佛种性经里面有一段经文啊，它的主要意思是啊，佛陀说此时菩萨他思维啊，我是思考之际观察到过去诸菩萨所数次意思是第五个精进波罗蜜啊。当上位菩萨思维到他即将累积精进波罗蜜的时候，他想到了一个道理。他说，像这个兽王啊，狮子啊，他对坐力行方面没有减退的精进力，就在一切之际都会保持全部的力量啊。</w:t>
+        <w:t>[01:09:50.320] 所以佛陀讲圆满智慧波罗蜜之后必须继续圆满清净波罗蜜。所以在佛种姓经里面有一段经文啊，它的主要意思是啊，佛陀说此时菩萨他思维啊，我是思考之际观察到过去诸菩萨所数次意思是第五个精进波罗蜜啊。当上位菩萨思维到他即将累积精进波罗蜜的时候，他想到了一个道理。他说，像这个兽王啊，狮子啊，他对坐力行方面没有减退的精进力，就在一切之际都会保持全部的力量啊。</w:t>
       </w:r>
     </w:p>
     <w:p>
@@ -9695,7 +9695,7 @@
         <w:rPr>
           <w:b w:val="0"/>
         </w:rPr>
-        <w:t>[00:01:41.200] 金静呢，在巴黎里面叫威利亚啊。它的特效呢，就是热忱的努力，或者能够忍耐任何的身心的苦。就是在他的去实现他的目标的过程中呢，他可以忍受任何身心的苦。它的作用就是支持和稳固聚生法啊，那什么是支持稳固聚生法？我们后面会讲，然后它的现起呢，就是不退缩，不气馁。它的静音呢，是悚惧制啊，佛陀讲呢，耸惧者能够如理的精勤啊，这是第一种。第二种呢，是精进式啊。那。</w:t>
+        <w:t>[00:01:41.200] 金静呢，在巴利里面叫威利亚啊。它的特相呢，就是热忱的努力，或者能够忍耐任何的身心的苦。就是在他的去实现他的目标的过程中呢，他可以忍受任何身心的苦。它的作用就是支持和稳固聚生法啊，那什么是支持稳固聚生法？我们后面会讲，然后它的现起呢，就是不退缩，不气馁。它的近因呢，是悚惧制啊，佛陀讲呢，耸惧者能够如理的精勤啊，这是第一种。第二种呢，是精进式啊。那。</w:t>
       </w:r>
     </w:p>
     <w:p>
@@ -9759,23 +9759,23 @@
         <w:rPr>
           <w:b w:val="0"/>
         </w:rPr>
-        <w:t>[00:05:51.960] 好，那我们来细着看这个特效啊，经济的特效呢，就是帮助协助并支持其他的相应法。就好比一多一这个一撞旧房子啊，即将倒塌，那有人呢，用这种各种木桩啊啊，把它这关键的位置给它支撑住，就能保持直立。同样的一个修行人呢，得到精进的支柱啊，他就不会离弃各种善法，比如说持戒啊，布施啊，啊恭敬啊，服务啊等等啊。所以在这个弥兰凡请问经里，请问经里面呢，这个龙君尊者啊，跟弥王王说说大王。譬如房屋即将倒塌，若得柱子的支撑，就不会倒塌。</w:t>
-      </w:r>
-    </w:p>
-    <w:p>
-      <w:r>
-        <w:rPr>
-          <w:b w:val="0"/>
-        </w:rPr>
-        <w:t>[00:06:38.430] 同样的支柱，其相应法是精进的特效。啊，诸善法得到精进的支柱，就不会衰减。啊，</w:t>
-      </w:r>
-    </w:p>
-    <w:p>
-      <w:r>
-        <w:rPr>
-          <w:b w:val="0"/>
-        </w:rPr>
-        <w:t>[00:06:47.600] 另外呢，一支弱小的军队，当他对阵强军的时候，前者呢，只得撤退。若此情形呢，啊，有人报告给国王啊，国王就会派呃大军来增援。啊，那国王不会派比他弱小的军队败于敌手，而会派出大军来镇压增援。同样的，精进不会让其他的相应法退却犹豫，而是协助帮助支持他们啊。因此呢，资助相应法是精进的特效。</w:t>
+        <w:t>[00:05:51.960] 好，那我们来细着看这个特相啊，经济的特相呢，就是帮助协助并支持其他的相应法。就好比一多一这个一撞旧房子啊，即将倒塌，那有人呢，用这种各种木桩啊啊，把它这关键的位置给它支撑住，就能保持直立。同样的一个修行人呢，得到精进的支柱啊，他就不会离弃各种善法，比如说持戒啊，布施啊，啊恭敬啊，服务啊等等啊。所以在这个弥兰凡请问经里，请问经里面呢，这个龙君尊者啊，跟弥王王说说大王。譬如房屋即将倒塌，若得柱子的支撑，就不会倒塌。</w:t>
+      </w:r>
+    </w:p>
+    <w:p>
+      <w:r>
+        <w:rPr>
+          <w:b w:val="0"/>
+        </w:rPr>
+        <w:t>[00:06:38.430] 同样的支柱，其相应法是精进的特相。啊，诸善法得到精进的支柱，就不会衰减。啊，</w:t>
+      </w:r>
+    </w:p>
+    <w:p>
+      <w:r>
+        <w:rPr>
+          <w:b w:val="0"/>
+        </w:rPr>
+        <w:t>[00:06:47.600] 另外呢，一支弱小的军队，当他对阵强军的时候，前者呢，只得撤退。若此情形呢，啊，有人报告给国王啊，国王就会派呃大军来增援。啊，那国王不会派比他弱小的军队败于敌手，而会派出大军来镇压增援。同样的，精进不会让其他的相应法退却犹豫，而是协助帮助支持他们啊。因此呢，资助相应法是精进的特相。</w:t>
       </w:r>
     </w:p>
     <w:p>
@@ -9799,15 +9799,15 @@
         <w:rPr>
           <w:b w:val="0"/>
         </w:rPr>
-        <w:t>[00:07:48.880] 发情精进在巴黎叫阿叫阿拉巴阿拉巴维尼亚啊，阿拉巴维利亚是发情经济，处理经济呢，是尼卡马里维巴啊。尼卡马维尼亚就是它比发情经济呢更强有力啊，因为它会使一个修行人或者是一个想成功的人呢，摆脱令人懈怠气馁的这种状态。那所谓的离他妈的是讲出离，那出离是从哪里处离的？就从那种懈怠会气馁的那个状态里面处离出来，就是在你未来的这个日子里面，这个懈怠出离呢啊，懈怠气馁呢，它不会在我们的心流里面出现啊，就是出离精进。</w:t>
-      </w:r>
-    </w:p>
-    <w:p>
-      <w:r>
-        <w:rPr>
-          <w:b w:val="0"/>
-        </w:rPr>
-        <w:t>[00:08:35.430] 第三个叫勇猛精进啊。巴拉卡玛维亚，他比出离精进更强啊。他就像佛陀，像菩萨一样，他为了达到佛果啊，这种至高无上的这种层次啊。啊，他。这个无量阿僧奇劫啊，他都付出不懈的努力，从来没有间断过，那么这种呢，就称为叫巴拉伽嘛。威利亚啊，勇猛精进。啊，那么在其语辅助里面呢，所亲近会使人勇敢无畏，勇于忍耐身心之苦啊，那有胆量承担任何的工作啊。所以，精进可以造就勇敢的人啊。</w:t>
+        <w:t>[00:07:48.880] 发情精进在巴利叫阿叫阿拉巴阿拉巴维尼亚啊，阿拉巴维利亚是发情经济，处理经济呢，是尼卡马里维巴啊。尼卡马维尼亚就是它比发情经济呢更强有力啊，因为它会使一个修行人或者是一个想成功的人呢，摆脱令人懈怠气馁的这种状态。那所谓的离他妈的是讲出离，那出离是从哪里处离的？就从那种懈怠会气馁的那个状态里面处离出来，就是在你未来的这个日子里面，这个懈怠出离呢啊，懈怠气馁呢，它不会在我们的心流里面出现啊，就是出离精进。</w:t>
+      </w:r>
+    </w:p>
+    <w:p>
+      <w:r>
+        <w:rPr>
+          <w:b w:val="0"/>
+        </w:rPr>
+        <w:t>[00:08:35.430] 第三个叫勇猛精进啊。巴拉卡玛维亚，他比出离精进更强啊。他就像佛陀，像菩萨一样，他为了达到佛果啊，这种至高无上的这种层次啊。啊，他。这个无量阿僧祇劫啊，他都付出不懈的努力，从来没有间断过，那么这种呢，就称为叫巴拉伽嘛。威利亚啊，勇猛精进。啊，那么在其语辅助里面呢，所亲近会使人勇敢无畏，勇于忍耐身心之苦啊，那有胆量承担任何的工作啊。所以，精进可以造就勇敢的人啊。</w:t>
       </w:r>
     </w:p>
     <w:p>
@@ -9855,7 +9855,7 @@
         <w:rPr>
           <w:b w:val="0"/>
         </w:rPr>
-        <w:t>[00:12:18.420] 那么京剧的静音呢？前面讲的就是悚句式。耸去字呢。啊，这个。这个就是我们对于啊这个生老病死的悚惧呀，啊就是精进呢很重要，我觉得我们要勇敢，我们要努力呢，你背后要有一种动力来推了。那动力来推呢，一种呢就是对美好的东西的向往，你觉得非常想要，然后呢，你会努力啊。还有一种呢，就是你要掉沟里去，你都不努力，会出现很糟糕的事儿，你也会很害怕。我们讲说背后有个老虎在追着你啊，你就会比老虎跑得更快，不然你就会被老虎咬走啊。</w:t>
+        <w:t>[00:12:18.420] 那么京剧的近因呢？前面讲的就是悚句式。耸去字呢。啊，这个。这个就是我们对于啊这个生老病死的悚惧呀，啊就是精进呢很重要，我觉得我们要勇敢，我们要努力呢，你背后要有一种动力来推了。那动力来推呢，一种呢就是对美好的东西的向往，你觉得非常想要，然后呢，你会努力啊。还有一种呢，就是你要掉沟里去，你都不努力，会出现很糟糕的事儿，你也会很害怕。我们讲说背后有个老虎在追着你啊，你就会比老虎跑得更快，不然你就会被老虎咬走啊。</w:t>
       </w:r>
     </w:p>
     <w:p>
@@ -9959,7 +9959,7 @@
         <w:rPr>
           <w:b w:val="0"/>
         </w:rPr>
-        <w:t>[00:18:02.350] 那在经典里面把它分成三种，一种呢，叫心意惊骇啊，就是受到惊动而肃然恐惧啊，就好比有人遇到灾难，或者有人要谋杀，或者他能看到枪支弹药，内心恐惧不安，那么这种恐惧不安就是是称心所啊。那这个我们出家人呢，这种心理悚惧呢，就是看到啊，这个这个身边的人死亡啊，</w:t>
+        <w:t>[00:18:02.350] 那在经典里面把它分成三种，一种呢，叫心意惊骇啊，就是受到惊动而肃然恐惧啊，就好比有人遇到灾难，或者有人要谋杀，或者他能看到枪支弹药，内心恐惧不安，那么这种恐惧不安就是是嗔心所啊。那这个我们出家人呢，这种心理悚惧呢，就是看到啊，这个这个身边的人死亡啊，</w:t>
       </w:r>
     </w:p>
     <w:p>
@@ -9991,31 +9991,31 @@
         <w:rPr>
           <w:b w:val="0"/>
         </w:rPr>
-        <w:t>[00:19:37.500] 称心呢，它是这个我们讲说称心啊，有两个作用，</w:t>
-      </w:r>
-    </w:p>
-    <w:p>
-      <w:r>
-        <w:rPr>
-          <w:b w:val="0"/>
-        </w:rPr>
-        <w:t>[00:19:42.100] 一个是两个特性，一个是增加，一个是减的特性啊。就是我们可以看到，就是有有些人呢，他一愤怒的时候，我们讲说你跟他点着了他爆了对吧，他如果没有人能够制止他，他那个火越烧越旺啊，骂人越骂越大声啊，越来越有劲儿啊，他就是浑身好像都很有劲儿，那么这是他身心增加的那种特效。</w:t>
-      </w:r>
-    </w:p>
-    <w:p>
-      <w:r>
-        <w:rPr>
-          <w:b w:val="0"/>
-        </w:rPr>
-        <w:t>[00:20:09.940] 还有一种呢，就是称心会使人这个减啊减的特性呢，就是说你恐惧啊啊，浑身发抖啊，然后紧缩啊，或者是那种自我打压啊，自卑啊，我就是笨蛋，我是没有用，我应该去死。对那那种呢，就是一种收缩的状态，所以愤怒它会呈现呈现两种这种。特相啊，但是精进呢，这种心意惊骇呢，它就是呈现这种这种增加的啊，增加就是说让你身心非常有劲儿，</w:t>
-      </w:r>
-    </w:p>
-    <w:p>
-      <w:r>
-        <w:rPr>
-          <w:b w:val="0"/>
-        </w:rPr>
-        <w:t>[00:20:47.395] 然后呢，要去找寻怎么样克服这个困难，勇敢的去解决啊，这种它就是增长啊，们增长相应法这种特效啊，是心意惊骇。</w:t>
+        <w:t>[00:19:37.500] 嗔心呢，它是这个我们讲说嗔心啊，有两个作用，</w:t>
+      </w:r>
+    </w:p>
+    <w:p>
+      <w:r>
+        <w:rPr>
+          <w:b w:val="0"/>
+        </w:rPr>
+        <w:t>[00:19:42.100] 一个是两个特性，一个是增加，一个是减的特性啊。就是我们可以看到，就是有有些人呢，他一愤怒的时候，我们讲说你跟他点着了他爆了对吧，他如果没有人能够制止他，他那个火越烧越旺啊，骂人越骂越大声啊，越来越有劲儿啊，他就是浑身好像都很有劲儿，那么这是他身心增加的那种特相。</w:t>
+      </w:r>
+    </w:p>
+    <w:p>
+      <w:r>
+        <w:rPr>
+          <w:b w:val="0"/>
+        </w:rPr>
+        <w:t>[00:20:09.940] 还有一种呢，就是嗔心会使人这个减啊减的特性呢，就是说你恐惧啊啊，浑身发抖啊，然后紧缩啊，或者是那种自我打压啊，自卑啊，我就是笨蛋，我是没有用，我应该去死。对那那种呢，就是一种收缩的状态，所以愤怒它会呈现呈现两种这种。特相啊，但是精进呢，这种心意惊骇呢，它就是呈现这种这种增加的啊，增加就是说让你身心非常有劲儿，</w:t>
+      </w:r>
+    </w:p>
+    <w:p>
+      <w:r>
+        <w:rPr>
+          <w:b w:val="0"/>
+        </w:rPr>
+        <w:t>[00:20:47.395] 然后呢，要去找寻怎么样克服这个困难，勇敢的去解决啊，这种它就是增长啊，们增长相应法这种特相啊，是心意惊骇。</w:t>
       </w:r>
     </w:p>
     <w:p>
@@ -10127,7 +10127,7 @@
         <w:rPr>
           <w:b w:val="0"/>
         </w:rPr>
-        <w:t>[00:46:10.820] 好。那么在清进的。这个精进的素质啊，在我们这个心和心所执行各种作用的时候呢，这个精进会扮演最显著的角色。所以呢，他精进呢，也称为叫做真善缘啊。真善缘这个我们讲四种真善啊，这个精进真善啊，心这个这个欲增上精进真上心增上和观真上。啊，欲真善精进真善心真善呢，是供善不善的，而观真善是纯粹的善法啊。</w:t>
+        <w:t>[00:46:10.820] 好。那么在清进的。这个精进的素质啊，在我们这个心和心所执行各种作用的时候呢，这个精进会扮演最显著的角色。所以呢，他精进呢，也称为叫做增上缘啊。增上缘这个我们讲四种增上啊，这个精进增上啊，心这个这个欲增上精进真上心增上和观真上。啊，欲增上精进增上心增上呢，是供善不善的，而观增上是纯粹的善法啊。</w:t>
       </w:r>
     </w:p>
     <w:p>
@@ -10167,7 +10167,7 @@
         <w:rPr>
           <w:b w:val="0"/>
         </w:rPr>
-        <w:t>[00:48:56.055] 在本真经里面呢，有一位猎人呢，调到这个这个山上的一个很陡峭的一个。一个坑里面去，当时呢，我们的菩萨是猴王嘛，哈，前面讲到了，就是他看到。猎人遭难了啊，他想尽办法把这个猎人救出来啊。最后呢，这个猎人呢还攻击他，但不管他怎么攻击，这个打他呢，猴子还是在受伤啊，用他的鲜血引路啊，把这个猎人救出森林啊。啊，这个就是这个，这个就是殊胜啊，这个波罗蜜哈，殊胜精进波罗蜜。</w:t>
+        <w:t>[00:48:56.055] 在本生经里面呢，有一位猎人呢，调到这个这个山上的一个很陡峭的一个。一个坑里面去，当时呢，我们的菩萨是猴王嘛，哈，前面讲到了，就是他看到。猎人遭难了啊，他想尽办法把这个猎人救出来啊。最后呢，这个猎人呢还攻击他，但不管他怎么攻击，这个打他呢，猴子还是在受伤啊，用他的鲜血引路啊，把这个猎人救出森林啊。啊，这个就是这个，这个就是殊胜啊，这个波罗蜜哈，殊胜精进波罗蜜。</w:t>
       </w:r>
     </w:p>
     <w:p>
@@ -10399,7 +10399,7 @@
         <w:rPr>
           <w:b w:val="0"/>
         </w:rPr>
-        <w:t>[01:01:36.670] 嗯。啊，那么在这个大舍那居本圣经啊啊这个里面呢，讲到是发这个故事发生在人类寿命一万岁的时候啊，那个时候这个我们的菩萨啊，这个摩诃舍那居呢，啊，整整有七千年在皇宫里面为人民服务，为他人造作利益，也为自己造作利益。然后到七千岁的时候啊，这个国王呢，他生下一个儿子啊，然后他就离开自己的皇宫，到深山里修行，修行的时间长达三千年。啊，这三千年里面，菩萨都没有退转精进，然后获得禅定啊，神通啊，啊，精进完成处理。那菩萨累积精进波罗蜜呢，也成就佛陀的三十二相当中的第一相，</w:t>
+        <w:t>[01:01:36.670] 嗯。啊，那么在这个大舍那居本生经啊啊这个里面呢，讲到是发这个故事发生在人类寿命一万岁的时候啊，那个时候这个我们的菩萨啊，这个摩诃舍那居呢，啊，整整有七千年在皇宫里面为人民服务，为他人造作利益，也为自己造作利益。然后到七千岁的时候啊，这个国王呢，他生下一个儿子啊，然后他就离开自己的皇宫，到深山里修行，修行的时间长达三千年。啊，这三千年里面，菩萨都没有退转精进，然后获得禅定啊，神通啊，啊，精进完成处理。那菩萨累积精进波罗蜜呢，也成就佛陀的三十二相当中的第一相，</w:t>
       </w:r>
     </w:p>
     <w:p>

--- a/交付成果/第三轮修订版/第三轮4周版/读书会17_菩萨道思想（一）_4周资料包（第三版修订）/Word版/第3周_布施持戒出离·智慧精进波罗密_学员版.docx
+++ b/交付成果/第三轮修订版/第三轮4周版/读书会17_菩萨道思想（一）_4周资料包（第三版修订）/Word版/第3周_布施持戒出离·智慧精进波罗密_学员版.docx
@@ -1777,7 +1777,7 @@
         <w:rPr>
           <w:b w:val="0"/>
         </w:rPr>
-        <w:t>[00:15:15.390] 那么这个本身故事呢，就是说是悟巴巴拉蜜啊，就是很殊胜的波罗蜜。啊菩萨呢，对自己的眼睛啊，肢体啊啊在所不惜啊，然后去做布施啊，那这样的故事呢，在五百多个本身故事里面有还有很多啊。</w:t>
+        <w:t>[00:15:15.390] 那么这个本生故事呢，就是说是悟巴巴拉蜜啊，就是很殊胜的波罗蜜。啊菩萨呢，对自己的眼睛啊，肢体啊啊在所不惜啊，然后去做布施啊，那这样的故事呢，在五百多个本生故事里面有还有很多啊。</w:t>
       </w:r>
     </w:p>
     <w:p>
@@ -1793,7 +1793,7 @@
         <w:rPr>
           <w:b w:val="0"/>
         </w:rPr>
-        <w:t>[00:16:18.780] 在本身故事里面，三百一十六则啊，就是智者兔子本生经。他讲的是在过去久远的时候呢，在世间上呢，有一个有一个国土啊，其中一个名字呢，也叫巴拉那西。啊，那菩萨呢？则随着他的业缘投身在畜生道里面，成为一只白兔子。啊，那么他在山上野地里面做白兔啊，也是一位兔王啊。啊，统领的这个这个森林里面很多的动物啊，这个兔王菩萨所居住的森林啊，周边有高山啊，河流啊，也有村落啊，环境呢，很适合居住。</w:t>
+        <w:t>[00:16:18.780] 在本生故事里面，三百一十六则啊，就是智者兔子本生经。他讲的是在过去久远的时候呢，在世间上呢，有一个有一个国土啊，其中一个名字呢，也叫巴拉那西。啊，那菩萨呢？则随着他的业缘投身在畜生道里面，成为一只白兔子。啊，那么他在山上野地里面做白兔啊，也是一位兔王啊。啊，统领的这个这个森林里面很多的动物啊，这个兔王菩萨所居住的森林啊，周边有高山啊，河流啊，也有村落啊，环境呢，很适合居住。</w:t>
       </w:r>
     </w:p>
     <w:p>
@@ -5801,7 +5801,7 @@
         <w:rPr>
           <w:b w:val="0"/>
         </w:rPr>
-        <w:t>[00:10:59.440] 称巡呢，就是莫名其妙就生气，早上一起床也生气啊。我们过去叫说叫起床气，对吧？很多人有起床气啊。今天天气很这个阳光灿烂，他也生气，觉得会很热。今天下雨，他也会很生气，今天会很潮，今天这个阴天他也觉得很生气，闷闷的对吧？所以他就是总有理由让自己生气，那这个就叫称雪。啊，那还有一种呢，就叫害群。</w:t>
+        <w:t>[00:10:59.440] 瞋寻呢，就是莫名其妙就生气，早上一起床也生气啊。我们过去叫说叫起床气，对吧？很多人有起床气啊。今天天气很这个阳光灿烂，他也生气，觉得会很热。今天下雨，他也会很生气，今天会很潮，今天这个阴天他也觉得很生气，闷闷的对吧？所以他就是总有理由让自己生气，那这个就叫瞋寻。啊，那还有一种呢，就叫害群。</w:t>
       </w:r>
     </w:p>
     <w:p>
@@ -5817,7 +5817,7 @@
         <w:rPr>
           <w:b w:val="0"/>
         </w:rPr>
-        <w:t>[00:11:54.445] 那么佛陀总结出来呢，就是有三种叫康寻、称寻和害寻。啊，那么这个是邪寻思啊，不恰当的不好的这种习惯，相对的好的习惯呢，就有三个抽离寻思啊，这无贪巡视和无害巡视啊，这个这个在。</w:t>
+        <w:t>[00:11:54.445] 那么佛陀总结出来呢，就是有三种叫贪寻、瞋寻和害寻。啊，那么这个是邪寻思啊，不恰当的不好的这种习惯，相对的好的习惯呢，就有三个抽离寻思啊，这无贪巡视和无害巡视啊，这个这个在。</w:t>
       </w:r>
     </w:p>
     <w:p>
@@ -5881,7 +5881,7 @@
         <w:rPr>
           <w:b w:val="0"/>
         </w:rPr>
-        <w:t>[00:15:25.260] 我们讲说这个呃探寻称寻和海巡。那首先呢，就要持好戒律啊，持好戒律呢，然后完成处理啊，成为有出离寻思就是从欲贪烦恼里面出离出来啊，那。这个处理呢，我们又称为说深处理对吧。啊深处理还有新处理。啊，</w:t>
+        <w:t>[00:15:25.260] 我们讲说这个呃探寻瞋寻和海巡。那首先呢，就要持好戒律啊，持好戒律呢，然后完成处理啊，成为有出离寻思就是从欲贪烦恼里面出离出来啊，那。这个处理呢，我们又称为说深处理对吧。啊深处理还有新处理。啊，</w:t>
       </w:r>
     </w:p>
     <w:p>
@@ -7925,7 +7925,7 @@
         <w:rPr>
           <w:b w:val="0"/>
         </w:rPr>
-        <w:t>[00:02:07.680] 打擂哦。那四个角度呢，一个是特相。啊，这是它的基本的相状啊第二个是它的作用啊，那第三个是它的现起，现起呢就是当下啊两种，一种呢就是你，我们一般的能够体会到你当下呈现在你心里面的那种状态。那么最准确的是一个修观智的禅修者，他以观智去去观察这个这个社法或者民法，它呈现在他智慧的心里面的那种状态，就称为要现起。近因呢，我们过去也翻译成逐处啊啊，就是它这个法类啊，因为所有的除了灭槃啊，其他的一切法都是因缘所生法。那因缘所生法呢，就有它生起的因啊。</w:t>
+        <w:t>[00:02:07.680] 打擂哦。那四个角度呢，一个是特相。啊，这是它的基本的相状啊第二个是它的作用啊，那第三个是它的现起，现起呢就是当下啊两种，一种呢就是你，我们一般的能够体会到你当下呈现在你心里面的那种状态。那么最准确的是一个修观智的禅修者，他以观智去去观察这个这个色法或者名法，它呈现在他智慧的心里面的那种状态，就称为要现起。近因呢，我们过去也翻译成逐处啊啊，就是它这个法类啊，因为所有的除了灭槃啊，其他的一切法都是因缘所生法。那因缘所生法呢，就有它生起的因啊。</w:t>
       </w:r>
     </w:p>
     <w:p>
@@ -8242,15 +8242,15 @@
         <w:rPr>
           <w:b w:val="0"/>
         </w:rPr>
-        <w:t>[00:18:45.730] 如果一个人的定力足够的时候。啊比如说啊这个我如果让一个学生在修那个民法，就修他的心路过程的时候。啊他最后要变成我现在基本的要求是什么呢？就是在他一个智慧观察过去，他要能够同时看到啊，最基本要求是看到一串十七个心室刹那的心路。</w:t>
-      </w:r>
-    </w:p>
-    <w:p>
-      <w:r>
-        <w:rPr>
-          <w:b w:val="0"/>
-        </w:rPr>
-        <w:t>[00:19:12.560] 十七个星是刹那的星路，每一个心是刹那里面的每一个星，每一个星里面各有是哪一些星所组成，那比如说它是一个乐句，是相应的。这个速行星，那它就有三十四个民法，就一个星石加三十三个心所，这是一个星石加三十三个心所，</w:t>
+        <w:t>[00:18:45.730] 如果一个人的定力足够的时候。啊比如说啊这个我如果让一个学生在修那个名法，就修他的心路过程的时候。啊他最后要变成我现在基本的要求是什么呢？就是在他一个智慧观察过去，他要能够同时看到啊，最基本要求是看到一串十七个心室刹那的心路。</w:t>
+      </w:r>
+    </w:p>
+    <w:p>
+      <w:r>
+        <w:rPr>
+          <w:b w:val="0"/>
+        </w:rPr>
+        <w:t>[00:19:12.560] 十七个心是刹那的心路，每一个心是刹那里面的每一个心，每一个心里面各有是哪一些心所组成，那比如说它是一个乐句，是相应的。这个速行心，那它就有三十四个名法，就一个心加三十三个心所，这是一个心加三十三个心所，</w:t>
       </w:r>
     </w:p>
     <w:p>
@@ -9695,7 +9695,7 @@
         <w:rPr>
           <w:b w:val="0"/>
         </w:rPr>
-        <w:t>[00:01:41.200] 金静呢，在巴利里面叫威利亚啊。它的特相呢，就是热忱的努力，或者能够忍耐任何的身心的苦。就是在他的去实现他的目标的过程中呢，他可以忍受任何身心的苦。它的作用就是支持和稳固聚生法啊，那什么是支持稳固聚生法？我们后面会讲，然后它的现起呢，就是不退缩，不气馁。它的近因呢，是悚惧制啊，佛陀讲呢，耸惧者能够如理的精勤啊，这是第一种。第二种呢，是精进式啊。那。</w:t>
+        <w:t>[00:01:41.200] 金静呢，在巴利里面叫威利亚啊。它的特相呢，就是热忱的努力，或者能够忍耐任何的身心的苦。就是在他的去实现他的目标的过程中呢，他可以忍受任何身心的苦。它的作用就是支持和稳固俱生法啊，那什么是支持稳固俱生法？我们后面会讲，然后它的现起呢，就是不退缩，不气馁。它的近因呢，是悚惧制啊，佛陀讲呢，耸惧者能够如理的精勤啊，这是第一种。第二种呢，是精进式啊。那。</w:t>
       </w:r>
     </w:p>
     <w:p>
@@ -9831,7 +9831,7 @@
         <w:rPr>
           <w:b w:val="0"/>
         </w:rPr>
-        <w:t>[00:10:05.760] 一个是这个色吧。啊，就是。我们当下一个生命在运作的时候是两大类的部分，一部分就是我们这个身体啊，身体是色法啊，然后呢，我们的精神，我们的心理活动是民法。那么，跟精进同时升起来的俱生法呢，就包括这个色法和名法，也就包括我们身体的状态和我们的精神状态。而精进的支持相应法的意思呢，当我们这个精进这个数字在我们心流中体现出来的时候，你的身体会变得有劲儿。你的心呢，也会变得很有力量，而且勇敢啊，那么这个就是精进的作用，它能够支持啊协助。我们的身心变得勇猛有力量。</w:t>
+        <w:t>[00:10:05.760] 一个是这个色吧。啊，就是。我们当下一个生命在运作的时候是两大类的部分，一部分就是我们这个身体啊，身体是色法啊，然后呢，我们的精神，我们的心理活动是名法。那么，跟精进同时升起来的俱生法呢，就包括这个色法和名法，也就包括我们身体的状态和我们的精神状态。而精进的支持相应法的意思呢，当我们这个精进这个数字在我们心流中体现出来的时候，你的身体会变得有劲儿。你的心呢，也会变得很有力量，而且勇敢啊，那么这个就是精进的作用，它能够支持啊协助。我们的身心变得勇猛有力量。</w:t>
       </w:r>
     </w:p>
     <w:p>
@@ -10135,7 +10135,7 @@
         <w:rPr>
           <w:b w:val="0"/>
         </w:rPr>
-        <w:t>[00:46:48.010] 那么精进呢，也称为根啊，就二十二根之一称为精进根。我们刚才讲到了，它当精进起来的时候，它可以管控啊，所有的聚生法啊。所以它称为根，那么在这个四正情里面呢，它是四个都是称为精进啊。在五根里面呢，它称为五在精进根。在五力里面呢，成为精进力。在四神足里面呢，它称为精进神足。在七觉支里面称为精进觉知，在八正道里面称为叫真正正精进道之啊。所以具有这些具有不同名称的精进啊，只有在与世间清净的世间善法相应的时候，才算是精进。波罗蜜。那精进同样也有基础。精进波罗蜜殊胜。精进波罗蜜和究竟。</w:t>
+        <w:t>[00:46:48.010] 那么精进呢，也称为根啊，就二十二根之一称为精进根。我们刚才讲到了，它当精进起来的时候，它可以管控啊，所有的俱生法啊。所以它称为根，那么在这个四正情里面呢，它是四个都是称为精进啊。在五根里面呢，它称为五在精进根。在五力里面呢，成为精进力。在四神足里面呢，它称为精进神足。在七觉支里面称为精进觉知，在八正道里面称为叫真正正精进道之啊。所以具有这些具有不同名称的精进啊，只有在与世间清净的世间善法相应的时候，才算是精进。波罗蜜。那精进同样也有基础。精进波罗蜜殊胜。精进波罗蜜和究竟。</w:t>
       </w:r>
     </w:p>
     <w:p>

--- a/交付成果/第三轮修订版/第三轮4周版/读书会17_菩萨道思想（一）_4周资料包（第三版修订）/Word版/第3周_布施持戒出离·智慧精进波罗密_学员版.docx
+++ b/交付成果/第三轮修订版/第三轮4周版/读书会17_菩萨道思想（一）_4周资料包（第三版修订）/Word版/第3周_布施持戒出离·智慧精进波罗密_学员版.docx
@@ -1540,7 +1540,7 @@
         <w:rPr>
           <w:b w:val="0"/>
         </w:rPr>
-        <w:t>[00:03:29.480] 有一本身里面有一部经啊，叫斯皮王本身经。这个。这个视频王本身经里面讲到了这个毗罗摩啊毗罗摩长者。啊，在毗罗摩长者，这个，这个就是我们过去的菩萨。啊，那这部经。那毗罗摩经呢，是啊，佛陀给几孤独长者讲的啊，皮罗摩经呢，它是在这个有时候它也出现在针织部啊，四子喉品里面。那在经文里面有一段内容啊，</w:t>
+        <w:t>[00:03:29.480] 有一本身里面有一部经啊，叫尸毗王本生经。这个。这个视频王本身经里面讲到了这个毗罗摩啊毗罗摩长者。啊，在毗罗摩长者，这个，这个就是我们过去的菩萨。啊，那这部经。那毗罗摩经呢，是啊，佛陀给几孤独长者讲的啊，皮罗摩经呢，它是在这个有时候它也出现在针织部啊，四子喉品里面。那在经文里面有一段内容啊，</w:t>
       </w:r>
     </w:p>
     <w:p>
@@ -1660,7 +1660,7 @@
         <w:rPr>
           <w:b w:val="0"/>
         </w:rPr>
-        <w:t>[00:10:40.290] 如果今天有人来讨取我的眼睛啊，我将给予自己的眼睛和肢体。结果在这个十五的当天呢，菩萨有了这种思想，那菩萨这种思想呢，就撼动了这个三十三天的这个帝释天王啊。所以，帝释天王从这个天界啊，一般我们这个帝释天王他是怎么撼动呢？帝释天王坐在无忧石上，然后这个人间啊，如果有什么人的功德会超过他的功德的时候，他这个椅座就会发热，就会坐不住啊。他一坐不住就赶紧要看这个，谁可以超过我啊。他一看呢，哦，原来菩萨又要布施眼睛呢，那菩萨要布施眼睛，到底是真的是假呢？我去考验一下，所以这个第四天呢，</w:t>
+        <w:t>[00:10:40.290] 如果今天有人来讨取我的眼睛啊，我将给予自己的眼睛和肢体。结果在这个十五的当天呢，菩萨有了这种思想，那菩萨这种思想呢，就撼动了这个三十三天的这个帝释天王啊。所以，帝释天王从这个天界啊，一般我们这个帝释天王他是怎么撼动呢？帝释天王坐在无忧石上，然后这个人间啊，如果有什么人的功德会超过他的功德的时候，他这个椅座就会发热，就会坐不住啊。他一坐不住就赶紧要看这个，谁可以超过我啊。他一看呢，哦，原来菩萨又要布施眼睛呢，那菩萨要布施眼睛，到底是真的是假呢？我去考验一下，所以这个帝释天呢，</w:t>
       </w:r>
     </w:p>
     <w:p>
@@ -1713,7 +1713,7 @@
         <w:rPr>
           <w:b w:val="0"/>
         </w:rPr>
-        <w:t>[00:12:12.260] 这个瞎眼婆罗门带到皇宫里面啊，那这个。这个第四天画的这个这个瞎眼啊，这个到了皇宫呢啊，</w:t>
+        <w:t>[00:12:12.260] 这个瞎眼婆罗门带到皇宫里面啊，那这个。这个帝释天化成的这个瞎眼啊，这个到了皇宫呢啊，</w:t>
       </w:r>
     </w:p>
     <w:p>
@@ -1817,7 +1817,7 @@
         <w:rPr>
           <w:b w:val="0"/>
         </w:rPr>
-        <w:t>[00:18:18.600] 所以到第二天月圆的时候呢，这个水獭呢，他就去河边觅食啊。水獭一般会去抓鱼嘛，对吧？但是他这一生这一天就没有抓活鱼呀。他寻找了七条这个自己死掉的鱼啊。那他就没有犯戒了，没有杀生啊。而这个狼呢，他是获得了已经一条已经自己死掉的老的蜥蜴啊，还有呢，这个一头野牛死掉的啊，牛肉啊，没有主人啊。那他也没有犯下付与取的这个戒。那猴子呢？当天呢，是在这个森林里面找到了一串芒果，所以他也是没有破戒而获得。那，</w:t>
+        <w:t>[00:18:18.600] 所以到第二天月圆的时候呢，这个水獭呢，他就去河边觅食啊。水獭一般会去抓鱼嘛，对吧？但是他这一生这一天就没有抓活鱼呀。他寻找了七条这个自己死掉的鱼啊。那他就没有犯戒了，没有杀生啊。而这个狼呢，他是获得了已经一条已经自己死掉的老的蜥蜴啊，还有呢，这个一头野牛死掉的啊，牛肉啊，没有主人啊。那他也没有犯下不与取的戒。那猴子呢？当天呢，是在这个森林里面找到了一串芒果，所以他也是没有破戒而获得。那，</w:t>
       </w:r>
     </w:p>
     <w:p>
@@ -3154,7 +3154,7 @@
         <w:rPr>
           <w:b w:val="0"/>
         </w:rPr>
-        <w:t>[00:00:01.100] 请大家合掌，我们一起来历经佛陀。南无大瓦多、阿拉多萨三萨，南无瓦多萨，南无卡瓦多、阿达多三巴萨。毕竟，那位世尊阿拉汉正自觉者。啊，尊敬的各位法师，各位居士，大德马上吉祥。</w:t>
+        <w:t>[00:00:01.100] 请大家合掌，我们一起来礼敬佛陀。南无大瓦多、阿拉多萨三萨，南无瓦多萨，南无卡瓦多、阿达多三巴萨。毕竟，那位世尊阿拉汉正自觉者。啊，尊敬的各位法师，各位居士，大德马上吉祥。</w:t>
       </w:r>
     </w:p>
     <w:p>
@@ -3170,7 +3170,7 @@
         <w:rPr>
           <w:b w:val="0"/>
         </w:rPr>
-        <w:t>[00:01:17.920] 啊，那今天呢，我们来讲讲戒有四种。皆有四种呢，分别是退分界啊啊助分界，顺分界抉择分界。退分界呢就是会退步啊。啊，就是原来你持戒比较好，后面持戒持的不好了，原来持八戒，现在持五戒了。啊，原来持五戒了，现在只剩下两条了，或者干脆不持戒了，那就叫退步戒。那。</w:t>
+        <w:t>[00:01:17.920] 啊，那今天呢，我们来讲讲戒有四种。皆有四种呢，分别是退分戒、住分戒、胜分戒、抉择分戒。退分界呢就是会退步啊。啊，就是原来你持戒比较好，后面持戒持的不好了，原来持八戒，现在持五戒了。啊，原来持五戒了，现在只剩下两条了，或者干脆不持戒了，那就叫退步戒。那。</w:t>
       </w:r>
     </w:p>
     <w:p>
@@ -3210,7 +3210,7 @@
         <w:rPr>
           <w:b w:val="0"/>
         </w:rPr>
-        <w:t>[00:04:13.820] 啊，那么一个持戒的人啊，不管是在家出家，他并不满足于只拥有戒，而是呢，努力的修习呀。啊，这种这个死禅观禅啊，啊，那这个以获得厌离生死轮回之苦的强力的观智啊，啊，这是以道之透露啊，去去除烦恼的这种这种内心的思界啊，这个称为叫抉择分界啊，</w:t>
+        <w:t>[00:04:13.820] 啊，那么一个持戒的人啊，不管是在家出家，他并不满足于只拥有戒，而是呢，努力的修习呀。啊，这种这个死禅观禅啊，啊，那这个以获得厌离生死轮回之苦的强力的观智啊，啊，这是以道智透入啊，去去除烦恼的这种这种内心的思界啊，这个称为叫抉择分界啊，</w:t>
       </w:r>
     </w:p>
     <w:p>
@@ -3410,7 +3410,7 @@
         <w:rPr>
           <w:b w:val="0"/>
         </w:rPr>
-        <w:t>[00:16:57.480] 啊，因此呢，由于名文利养和经由破损、破洞、斑点杂色而破戒，这个称为叫戒的杂染。那即使没有经由破损、破洞、斑点、杂色来破戒呢？戒也可以经由淫欲去小腹而有杂染。</w:t>
+        <w:t>[00:16:57.480] 啊，因此呢，由于名文利养和经由破损、破洞、斑点杂色而破戒，这个称为叫戒的杂染。那即使没有经由破损、破洞、斑点、杂色来破戒呢？戒也可以经由淫欲七小缚而有杂染。</w:t>
       </w:r>
     </w:p>
     <w:p>
@@ -3450,7 +3450,7 @@
         <w:rPr>
           <w:b w:val="0"/>
         </w:rPr>
-        <w:t>[00:19:32.900] 那戒的净化呢，我们刚才是讲的戒的杂染啊。那么戒的净化呢，就是能够带来不破损、不破洞、无斑点、无杂色啊。那这个为特相的清净界啊。那么它的因素呢，有这一些就是不违反任何学术，就是任何的戒啊，哪怕是很小的戒，你也不会犯。那换戒以后呢，适当的做忏悔啊，远离这个淫欲七小福啊，不生起愤怒啊，怨恨啊，贬低他人啊，敌对啊，嫉妒啊，强令啊，啊，欺骗啊，虚伪啊，这些不善法。啊，然后是一个少欲知足啊，有简约的这种美德的人。啊那么由于呢。这个。我们借被净化啊，</w:t>
+        <w:t>[00:19:32.900] 那戒的净化呢，我们刚才是讲的戒的杂染啊。那么戒的净化呢，就是能够带来不破损、不破洞、无斑点、无杂色啊。那这个为特相的清净界啊。那么它的因素呢，有这一些就是不违反任何学处，就是任何的戒啊，哪怕是很小的戒，你也不会犯。那换戒以后呢，适当的做忏悔啊，远离这个淫欲七小福啊，不生起愤怒啊，怨恨啊，贬低他人啊，敌对啊，嫉妒啊，强令啊，啊，欺骗啊，虚伪啊，这些不善法。啊，然后是一个少欲知足啊，有简约的这种美德的人。啊那么由于呢。这个。我们借被净化啊，</w:t>
       </w:r>
     </w:p>
     <w:p>
@@ -5673,7 +5673,7 @@
         <w:rPr>
           <w:b w:val="0"/>
         </w:rPr>
-        <w:t>[00:04:08.640] 那什么是处理呢？啊，从。究竟的角度上来讲，就从轮回中脱离啊。那从我们这个无名和可爱中脱离啊啊，那么这个想脱离轮回的这个欲啊啊，这个欲望呢，我们叫脱离欲啊。那。这个出家人呢，都会把生命轮回当做一种铁牢啊，啊就感觉自己是被的生命被困在这个铁牢里面啊，就好比宠物啊，或者鸟兽啊，被关在笼子里面。</w:t>
+        <w:t>[00:04:08.640] 那什么是处理呢？啊，从。究竟的角度上来讲，就从轮回中脱离啊。那从我们这个无明和贪爱中脱离啊啊，那么这个想脱离轮回的这个欲啊啊，这个欲望呢，我们叫脱离欲啊。那。这个出家人呢，都会把生命轮回当做一种铁牢啊，啊就感觉自己是被的生命被困在这个铁牢里面啊，就好比宠物啊，或者鸟兽啊，被关在笼子里面。</w:t>
       </w:r>
     </w:p>
     <w:p>
@@ -5697,7 +5697,7 @@
         <w:rPr>
           <w:b w:val="0"/>
         </w:rPr>
-        <w:t>[00:05:53.940] 那佛懂静经里面讲呢，说犹如长久在铁牢里的男子受到苦之迫，于是呢，不会执着于铁牢，而是寻求脱离菩萨啊，就是这样啊。</w:t>
+        <w:t>[00:05:53.940] 那《佛种姓经》里面讲呢，说犹如长久在铁牢里的男子受到苦之迫，于是呢，不会执着于铁牢，而是寻求脱离菩萨啊，就是这样啊。</w:t>
       </w:r>
     </w:p>
     <w:p>
@@ -5833,7 +5833,7 @@
         <w:rPr>
           <w:b w:val="0"/>
         </w:rPr>
-        <w:t>[00:13:07.100] 啊，那佛陀跟他讲说是因为嫉妒和强烈啊。为什么人间有那么多战争呢？就因为嫉妒和强烈，所以搞得我们整个世界呢，看着各种纷纷扰扰和天界也是这样啊。而且你会发现很有意思。</w:t>
+        <w:t>[00:13:07.100] 啊，那佛陀跟他讲说是因为嫉妒和悭吝啊。为什么人间有那么多战争呢？就因为嫉妒和强烈，所以搞得我们整个世界呢，看着各种纷纷扰扰和天界也是这样啊。而且你会发现很有意思。</w:t>
       </w:r>
     </w:p>
     <w:p>
@@ -5881,7 +5881,7 @@
         <w:rPr>
           <w:b w:val="0"/>
         </w:rPr>
-        <w:t>[00:15:25.260] 我们讲说这个呃探寻瞋寻和海巡。那首先呢，就要持好戒律啊，持好戒律呢，然后完成处理啊，成为有出离寻思就是从欲贪烦恼里面出离出来啊，那。这个处理呢，我们又称为说深处理对吧。啊深处理还有新处理。啊，</w:t>
+        <w:t>[00:15:25.260] 我们讲说这个欲寻、瞋寻和害寻。那首先呢，就要持好戒律啊，持好戒律呢，然后完成处理啊，成为有出离寻思就是从欲贪烦恼里面出离出来啊，那。这个处理呢，我们又称为说深处理对吧。啊深处理还有新处理。啊，</w:t>
       </w:r>
     </w:p>
     <w:p>
@@ -5913,7 +5913,7 @@
         <w:rPr>
           <w:b w:val="0"/>
         </w:rPr>
-        <w:t>[00:17:33.480] 啊。那有哪一些善法称为出离呢？啊，那在这个清净道论大书抄和如是语的注释书里面啊，</w:t>
+        <w:t>[00:17:33.480] 啊。那有哪一些善法称为出离呢？啊，那在《清净道论》《大疏钞》和《如是语》注书里面啊，</w:t>
       </w:r>
     </w:p>
     <w:p>
@@ -5993,7 +5993,7 @@
         <w:rPr>
           <w:b w:val="0"/>
         </w:rPr>
-        <w:t>[00:21:25.260] 当我们的心能够在深受心法四念处的时候，就有念有念呢就是善心，有念就是善法。好，那有善法就是处理处理什么呢？就你如果没有在深受心法四念处里面，你的心就是在那个贪嗔寺里面。啊，而不是在这个纠结过去啊，就是在恐惧未来，或者对当下各种各样的不满啊。这个我们有很多禅修者修缘起啊，他就看过去很多生未来世啊。去比较啊啊比较下来呢，这个地狱的众生呢，淳苦啊。这个畜生界的生命呢？愚痴啊，天界的生命呢，纯恶。啊，人界的生命，</w:t>
+        <w:t>[00:21:25.260] 当我们的心能够在身受心法四念处的时候，就有念有念呢就是善心，有念就是善法。好，那有善法就是处理处理什么呢？就你如果没有在深受心法四念处里面，你的心就是在那个贪嗔寺里面。啊，而不是在这个纠结过去啊，就是在恐惧未来，或者对当下各种各样的不满啊。这个我们有很多禅修者修缘起啊，他就看过去很多生未来世啊。去比较啊啊比较下来呢，这个地狱的众生呢，淳苦啊。这个畜生界的生命呢？愚痴啊，天界的生命呢，纯恶。啊，人界的生命，</w:t>
       </w:r>
     </w:p>
     <w:p>
@@ -8186,7 +8186,7 @@
         <w:rPr>
           <w:b w:val="0"/>
         </w:rPr>
-        <w:t>[00:15:07.200] 那你能不能把它分清楚？那如果你是嗔心呢，那你能分得清楚这个嗔心。嗔心呢，很多类啊。那比如说是愤怒，它也是嗔心，委屈它也是分不清啊，憋屈它也是嗔心，忧愁它也是嗔心，嫉妒僵硬，它都是嗔心啊。你能不能把它分清楚啊？那愚痴心呢，比如说你是怀疑啊，怀疑是怀疑法还是怀疑佛，还是怀疑生呢，还是怀疑戒定慧商学啊，还是怀疑因果轮回等等？哎，第一个是怀疑，怀疑就是愚痴，对佛法僧三宝等八士的怀疑是愚痴，还有是调集，掉集就是稀里糊涂的，</w:t>
+        <w:t>[00:15:07.200] 那你能不能把它分清楚？那如果你是嗔心呢，那你能分得清楚这个嗔心。嗔心呢，很多类啊。那比如说是愤怒，它也是嗔心，委屈它也是分不清啊，憋屈它也是嗔心，忧愁它也是嗔心，嫉妒僵硬，它都是嗔心啊。你能不能把它分清楚啊？那愚痴心呢，比如说你是怀疑啊，怀疑是怀疑法还是怀疑佛，还是怀疑生呢，还是怀疑戒定慧商学啊，还是怀疑因果轮回等等？哎，第一个是怀疑，怀疑就是愚痴，对佛法僧三宝等八士的怀疑是愚痴，还有是掉举，掉举就是稀里糊涂的，</w:t>
       </w:r>
     </w:p>
     <w:p>
@@ -8242,7 +8242,7 @@
         <w:rPr>
           <w:b w:val="0"/>
         </w:rPr>
-        <w:t>[00:18:45.730] 如果一个人的定力足够的时候。啊比如说啊这个我如果让一个学生在修那个名法，就修他的心路过程的时候。啊他最后要变成我现在基本的要求是什么呢？就是在他一个智慧观察过去，他要能够同时看到啊，最基本要求是看到一串十七个心室刹那的心路。</w:t>
+        <w:t>[00:18:45.730] 如果一个人的定力足够的时候。啊比如说啊这个我如果让一个学生在修那个名法，就修他的心路过程的时候。啊他最后要变成我现在基本的要求是什么呢？就是在他一个智慧观察过去，他要能够同时看到啊，最基本要求是看到一串十七个心识刹那的心路。</w:t>
       </w:r>
     </w:p>
     <w:p>
